--- a/Fase 2/Evidencias Proyecto/Evidencias de Documentación/Análisis y Diseño/Modelos de Datos y Arquitectura - TTDH Automation.docx
+++ b/Fase 2/Evidencias Proyecto/Evidencias de Documentación/Análisis y Diseño/Modelos de Datos y Arquitectura - TTDH Automation.docx
@@ -80,7 +80,7 @@
         <w:rPr>
           <w:rtl w:val="0"/>
         </w:rPr>
-        <w:t xml:space="preserve"> (liderado técnicamente por Tomas Catalán Madariaga en bases de datos y ETL) [cite: 5]. La solución tiene como propósito automatizar el procesamiento, validación y cruce de registros de deudores entre la Tesorería General de la República (TGR) y el Banco Genérico [cite: 5].</w:t>
+        <w:t xml:space="preserve"> (liderado técnicamente por Tomas Catalán Madariaga en bases de datos y ETL). La solución tiene como propósito automatizar el procesamiento, validación y cruce de registros de deudores entre la Tesorería General de la República (TGR) y el Banco Genérico.</w:t>
       </w:r>
     </w:p>
     <w:p>
@@ -164,7 +164,7 @@
         <w:rPr>
           <w:rtl w:val="0"/>
         </w:rPr>
-        <w:t xml:space="preserve"> Recepción de archivos masivos (CSV, Excel, TXT) enviados periódicamente por la TGR [cite: 5].</w:t>
+        <w:t xml:space="preserve"> Recepción de archivos masivos (CSV, Excel, TXT) enviados periódicamente por la TGR.</w:t>
       </w:r>
     </w:p>
     <w:p>
@@ -187,7 +187,7 @@
         <w:rPr>
           <w:rtl w:val="0"/>
         </w:rPr>
-        <w:t xml:space="preserve"> Extracción, parsing, validación de reglas de negocio (RUT, duplicados, campos obligatorios) y transformación de los datos [cite: 5].</w:t>
+        <w:t xml:space="preserve"> Extracción, parsing, validación de reglas de negocio (RUT, duplicados, campos obligatorios) y transformación de los datos.</w:t>
       </w:r>
     </w:p>
     <w:p>
@@ -210,7 +210,7 @@
         <w:rPr>
           <w:rtl w:val="0"/>
         </w:rPr>
-        <w:t xml:space="preserve"> Persistencia transaccional de los datos validados y cruce con la información del Banco Genérico, manteniendo un registro de comparación histórica y trazabilidad [cite: 5].</w:t>
+        <w:t xml:space="preserve"> Persistencia transaccional de los datos validados y cruce con la información del Banco Genérico, manteniendo un registro de comparación histórica y trazabilidad.</w:t>
       </w:r>
     </w:p>
     <w:p>
@@ -233,7 +233,7 @@
         <w:rPr>
           <w:rtl w:val="0"/>
         </w:rPr>
-        <w:t xml:space="preserve"> Módulo analítico asistido por IA para detectar anomalías, sugerir validaciones y generar reportes parametrizables [cite: 5].</w:t>
+        <w:t xml:space="preserve"> Módulo analítico asistido por IA para detectar anomalías, sugerir validaciones y generar reportes parametrizables.</w:t>
       </w:r>
     </w:p>
     <w:p>
@@ -256,7 +256,7 @@
         <w:rPr>
           <w:rtl w:val="0"/>
         </w:rPr>
-        <w:t xml:space="preserve"> Interfaz web interactiva para la supervisión en tiempo real del estado de los procesos [cite: 5].</w:t>
+        <w:t xml:space="preserve"> Interfaz web interactiva para la supervisión en tiempo real del estado de los procesos.</w:t>
       </w:r>
     </w:p>
     <w:p>
@@ -369,7 +369,7 @@
         <w:rPr>
           <w:rtl w:val="0"/>
         </w:rPr>
-        <w:t xml:space="preserve"> Encargado de automatizar la lectura de ficheros externos y la carga normalizada en el almacenamiento [cite: 5].</w:t>
+        <w:t xml:space="preserve"> Encargado de automatizar la lectura de ficheros externos y la carga normalizada en el almacenamiento.</w:t>
       </w:r>
     </w:p>
     <w:p>
@@ -392,7 +392,7 @@
         <w:rPr>
           <w:rtl w:val="0"/>
         </w:rPr>
-        <w:t xml:space="preserve"> Ejecuta las reglas de negocio, validación estricta de RUT (Módulo 11), detección de duplicados y cruce de cuentas [cite: 5].</w:t>
+        <w:t xml:space="preserve"> Ejecuta las reglas de negocio, validación estricta de RUT (Módulo 11), detección de duplicados y cruce de cuentas.</w:t>
       </w:r>
     </w:p>
     <w:p>
@@ -415,7 +415,7 @@
         <w:rPr>
           <w:rtl w:val="0"/>
         </w:rPr>
-        <w:t xml:space="preserve"> Analiza patrones atípicos de rechazo y apoya en la certificación de calidad de los datos [cite: 5].</w:t>
+        <w:t xml:space="preserve"> Analiza patrones atípicos de rechazo y apoya en la certificación de calidad de los datos.</w:t>
       </w:r>
     </w:p>
     <w:p>
@@ -438,7 +438,165 @@
         <w:rPr>
           <w:rtl w:val="0"/>
         </w:rPr>
-        <w:t xml:space="preserve"> Supervisión de requerimientos y control general del proyecto [cite: 5].</w:t>
+        <w:t xml:space="preserve"> Supervisión de requerimientos y control general del proyecto.</w:t>
+      </w:r>
+    </w:p>
+    <w:p>
+      <w:pPr>
+        <w:pStyle w:val="Heading3"/>
+        <w:rPr/>
+      </w:pPr>
+      <w:bookmarkStart w:colFirst="0" w:colLast="0" w:name="_wawr0cjgewhl" w:id="5"/>
+      <w:bookmarkEnd w:id="5"/>
+      <w:r>
+        <w:rPr>
+          <w:b w:val="1"/>
+          <w:bCs w:val="1"/>
+          <w:rtl w:val="0"/>
+        </w:rPr>
+        <w:t xml:space="preserve">2.1 Diagrama de Componentes</w:t>
+      </w:r>
+    </w:p>
+    <w:p>
+      <w:pPr>
+        <w:rPr/>
+      </w:pPr>
+      <w:r>
+        <w:rPr>
+          <w:rtl w:val="0"/>
+        </w:rPr>
+        <w:t xml:space="preserve">El diagrama de componentes muestra los módulos de la solución agrupados por capa (presentación, aplicación y procesamiento), sus dependencias y las integraciones con los sistemas externos: servidor SFTP de la TGR, Core Bancario y Active Directory.</w:t>
+      </w:r>
+    </w:p>
+    <w:p>
+      <w:pPr>
+        <w:jc w:val="center"/>
+      </w:pPr>
+      <w:r>
+        <w:drawing>
+          <wp:inline>
+            <wp:extent cx="5715000" cy="3977856"/>
+            <wp:docPr id="1" name="Picture 1"/>
+            <wp:cNvGraphicFramePr>
+              <a:graphicFrameLocks noChangeAspect="1"/>
+            </wp:cNvGraphicFramePr>
+            <a:graphic>
+              <a:graphicData uri="http://schemas.openxmlformats.org/drawingml/2006/picture">
+                <pic:pic>
+                  <pic:nvPicPr>
+                    <pic:cNvPr id="0" name="03_componentes.png"/>
+                    <pic:cNvPicPr/>
+                  </pic:nvPicPr>
+                  <pic:blipFill>
+                    <a:blip r:embed="rId6"/>
+                    <a:stretch>
+                      <a:fillRect/>
+                    </a:stretch>
+                  </pic:blipFill>
+                  <pic:spPr>
+                    <a:xfrm>
+                      <a:off x="0" y="0"/>
+                      <a:ext cx="5715000" cy="3977856"/>
+                    </a:xfrm>
+                    <a:prstGeom prst="rect"/>
+                  </pic:spPr>
+                </pic:pic>
+              </a:graphicData>
+            </a:graphic>
+          </wp:inline>
+        </w:drawing>
+      </w:r>
+    </w:p>
+    <w:p>
+      <w:pPr>
+        <w:jc w:val="center"/>
+      </w:pPr>
+      <w:r>
+        <w:rPr>
+          <w:i/>
+          <w:color w:val="555F6B"/>
+          <w:sz w:val="18"/>
+        </w:rPr>
+        <w:t>Figura 1: Diagrama de componentes de TTDH Automation.</w:t>
+      </w:r>
+    </w:p>
+    <w:p>
+      <w:pPr>
+        <w:pStyle w:val="Heading3"/>
+        <w:rPr/>
+      </w:pPr>
+      <w:bookmarkStart w:colFirst="0" w:colLast="0" w:name="_wawr0cjgewhl" w:id="5"/>
+      <w:bookmarkEnd w:id="5"/>
+      <w:r>
+        <w:rPr>
+          <w:b w:val="1"/>
+          <w:bCs w:val="1"/>
+          <w:rtl w:val="0"/>
+        </w:rPr>
+        <w:t xml:space="preserve">2.2 Diagrama de Despliegue</w:t>
+      </w:r>
+    </w:p>
+    <w:p>
+      <w:pPr>
+        <w:rPr/>
+      </w:pPr>
+      <w:r>
+        <w:rPr>
+          <w:rtl w:val="0"/>
+        </w:rPr>
+        <w:t xml:space="preserve">El diagrama de despliegue muestra la distribución física propuesta de los componentes en la red interna de Banco Genérico. La comunicación con el usuario utiliza HTTPS con TLS 1.3 y la base de datos se cifra en reposo con AES-256, según los requerimientos no funcionales de seguridad. La tecnología específica de cada nodo se definirá junto con el stack del proyecto.</w:t>
+      </w:r>
+    </w:p>
+    <w:p>
+      <w:pPr>
+        <w:jc w:val="center"/>
+      </w:pPr>
+      <w:r>
+        <w:drawing>
+          <wp:inline>
+            <wp:extent cx="5486400" cy="3213729"/>
+            <wp:docPr id="2" name="Picture 2"/>
+            <wp:cNvGraphicFramePr>
+              <a:graphicFrameLocks noChangeAspect="1"/>
+            </wp:cNvGraphicFramePr>
+            <a:graphic>
+              <a:graphicData uri="http://schemas.openxmlformats.org/drawingml/2006/picture">
+                <pic:pic>
+                  <pic:nvPicPr>
+                    <pic:cNvPr id="0" name="04_despliegue.png"/>
+                    <pic:cNvPicPr/>
+                  </pic:nvPicPr>
+                  <pic:blipFill>
+                    <a:blip r:embed="rId7"/>
+                    <a:stretch>
+                      <a:fillRect/>
+                    </a:stretch>
+                  </pic:blipFill>
+                  <pic:spPr>
+                    <a:xfrm>
+                      <a:off x="0" y="0"/>
+                      <a:ext cx="5486400" cy="3213729"/>
+                    </a:xfrm>
+                    <a:prstGeom prst="rect"/>
+                  </pic:spPr>
+                </pic:pic>
+              </a:graphicData>
+            </a:graphic>
+          </wp:inline>
+        </w:drawing>
+      </w:r>
+    </w:p>
+    <w:p>
+      <w:pPr>
+        <w:jc w:val="center"/>
+      </w:pPr>
+      <w:r>
+        <w:rPr>
+          <w:i/>
+          <w:color w:val="555F6B"/>
+          <w:sz w:val="18"/>
+        </w:rPr>
+        <w:t>Figura 2: Diagrama de despliegue de TTDH Automation.</w:t>
       </w:r>
     </w:p>
     <w:p>
@@ -508,6 +666,69 @@
     </w:p>
     <w:p>
       <w:pPr>
+        <w:rPr/>
+      </w:pPr>
+      <w:r>
+        <w:rPr>
+          <w:rtl w:val="0"/>
+        </w:rPr>
+        <w:t xml:space="preserve">La Figura 3 presenta el modelo entidad-relación con las siete entidades del sistema y sus cardinalidades. A continuación se detalla cada entidad.</w:t>
+      </w:r>
+    </w:p>
+    <w:p>
+      <w:pPr>
+        <w:jc w:val="center"/>
+      </w:pPr>
+      <w:r>
+        <w:drawing>
+          <wp:inline>
+            <wp:extent cx="3931920" cy="6320726"/>
+            <wp:docPr id="3" name="Picture 3"/>
+            <wp:cNvGraphicFramePr>
+              <a:graphicFrameLocks noChangeAspect="1"/>
+            </wp:cNvGraphicFramePr>
+            <a:graphic>
+              <a:graphicData uri="http://schemas.openxmlformats.org/drawingml/2006/picture">
+                <pic:pic>
+                  <pic:nvPicPr>
+                    <pic:cNvPr id="0" name="02_modelo_er.png"/>
+                    <pic:cNvPicPr/>
+                  </pic:nvPicPr>
+                  <pic:blipFill>
+                    <a:blip r:embed="rId8"/>
+                    <a:stretch>
+                      <a:fillRect/>
+                    </a:stretch>
+                  </pic:blipFill>
+                  <pic:spPr>
+                    <a:xfrm>
+                      <a:off x="0" y="0"/>
+                      <a:ext cx="3931920" cy="6320726"/>
+                    </a:xfrm>
+                    <a:prstGeom prst="rect"/>
+                  </pic:spPr>
+                </pic:pic>
+              </a:graphicData>
+            </a:graphic>
+          </wp:inline>
+        </w:drawing>
+      </w:r>
+    </w:p>
+    <w:p>
+      <w:pPr>
+        <w:jc w:val="center"/>
+      </w:pPr>
+      <w:r>
+        <w:rPr>
+          <w:i/>
+          <w:color w:val="555F6B"/>
+          <w:sz w:val="18"/>
+        </w:rPr>
+        <w:t>Figura 3: Modelo entidad-relación de TTDH Automation.</w:t>
+      </w:r>
+    </w:p>
+    <w:p>
+      <w:pPr>
         <w:pStyle w:val="Heading3"/>
         <w:rPr/>
       </w:pPr>
@@ -1250,13 +1471,13 @@
           <w:color w:val="188038"/>
           <w:rtl w:val="0"/>
         </w:rPr>
-        <w:t xml:space="preserve">usuario_sistema</w:t>
-      </w:r>
-      <w:r>
-        <w:rPr>
-          <w:rtl w:val="0"/>
-        </w:rPr>
-        <w:t xml:space="preserve"> (VARCHAR)</w:t>
+        <w:t>id_usuario</w:t>
+      </w:r>
+      <w:r>
+        <w:rPr>
+          <w:rtl w:val="0"/>
+        </w:rPr>
+        <w:t xml:space="preserve"> (FK, INT)</w:t>
       </w:r>
     </w:p>
     <w:p>
@@ -1493,6 +1714,244 @@
     </w:p>
     <w:p>
       <w:pPr>
+        <w:pStyle w:val="Heading3"/>
+        <w:rPr/>
+      </w:pPr>
+      <w:bookmarkStart w:colFirst="0" w:colLast="0" w:name="_wawr0cjgewhl" w:id="5"/>
+      <w:bookmarkEnd w:id="5"/>
+      <w:r>
+        <w:rPr>
+          <w:b w:val="1"/>
+          <w:bCs w:val="1"/>
+          <w:rtl w:val="0"/>
+        </w:rPr>
+        <w:t xml:space="preserve">Entidad 6: Roles</w:t>
+      </w:r>
+    </w:p>
+    <w:p>
+      <w:pPr>
+        <w:rPr/>
+      </w:pPr>
+      <w:r>
+        <w:rPr>
+          <w:rtl w:val="0"/>
+        </w:rPr>
+        <w:t xml:space="preserve">Define los perfiles de acceso de la plataforma (Administrador, Analista de Conciliación, Auditor y Consulta), según RF09.</w:t>
+      </w:r>
+    </w:p>
+    <w:p>
+      <w:pPr>
+        <w:numPr>
+          <w:ilvl w:val="0"/>
+          <w:numId w:val="1"/>
+        </w:numPr>
+        <w:ind w:left="720" w:hanging="360"/>
+      </w:pPr>
+      <w:r>
+        <w:rPr>
+          <w:rFonts w:ascii="Roboto Mono" w:cs="Roboto Mono" w:eastAsia="Roboto Mono" w:hAnsi="Roboto Mono"/>
+          <w:color w:val="188038"/>
+          <w:rtl w:val="0"/>
+        </w:rPr>
+        <w:t>id_rol</w:t>
+      </w:r>
+      <w:r>
+        <w:rPr>
+          <w:rtl w:val="0"/>
+        </w:rPr>
+        <w:t xml:space="preserve"> (PK, INT)</w:t>
+      </w:r>
+    </w:p>
+    <w:p>
+      <w:pPr>
+        <w:numPr>
+          <w:ilvl w:val="0"/>
+          <w:numId w:val="1"/>
+        </w:numPr>
+        <w:ind w:left="720" w:hanging="360"/>
+      </w:pPr>
+      <w:r>
+        <w:rPr>
+          <w:rFonts w:ascii="Roboto Mono" w:cs="Roboto Mono" w:eastAsia="Roboto Mono" w:hAnsi="Roboto Mono"/>
+          <w:color w:val="188038"/>
+          <w:rtl w:val="0"/>
+        </w:rPr>
+        <w:t>nombre_rol</w:t>
+      </w:r>
+      <w:r>
+        <w:rPr>
+          <w:rtl w:val="0"/>
+        </w:rPr>
+        <w:t xml:space="preserve"> (VARCHAR)</w:t>
+      </w:r>
+    </w:p>
+    <w:p>
+      <w:pPr>
+        <w:numPr>
+          <w:ilvl w:val="0"/>
+          <w:numId w:val="1"/>
+        </w:numPr>
+        <w:ind w:left="720" w:hanging="360"/>
+      </w:pPr>
+      <w:r>
+        <w:rPr>
+          <w:rFonts w:ascii="Roboto Mono" w:cs="Roboto Mono" w:eastAsia="Roboto Mono" w:hAnsi="Roboto Mono"/>
+          <w:color w:val="188038"/>
+          <w:rtl w:val="0"/>
+        </w:rPr>
+        <w:t>descripcion</w:t>
+      </w:r>
+      <w:r>
+        <w:rPr>
+          <w:rtl w:val="0"/>
+        </w:rPr>
+        <w:t xml:space="preserve"> (VARCHAR)</w:t>
+      </w:r>
+    </w:p>
+    <w:p>
+      <w:pPr>
+        <w:pStyle w:val="Heading3"/>
+        <w:rPr/>
+      </w:pPr>
+      <w:bookmarkStart w:colFirst="0" w:colLast="0" w:name="_wawr0cjgewhl" w:id="5"/>
+      <w:bookmarkEnd w:id="5"/>
+      <w:r>
+        <w:rPr>
+          <w:b w:val="1"/>
+          <w:bCs w:val="1"/>
+          <w:rtl w:val="0"/>
+        </w:rPr>
+        <w:t xml:space="preserve">Entidad 7: Usuarios</w:t>
+      </w:r>
+    </w:p>
+    <w:p>
+      <w:pPr>
+        <w:rPr/>
+      </w:pPr>
+      <w:r>
+        <w:rPr>
+          <w:rtl w:val="0"/>
+        </w:rPr>
+        <w:t xml:space="preserve">Registra a los usuarios autorizados, vinculados a su cuenta del Active Directory y a un rol. Permite que la Bitácora_Trazabilidad identifique al responsable de cada acción mediante una llave foránea.</w:t>
+      </w:r>
+    </w:p>
+    <w:p>
+      <w:pPr>
+        <w:numPr>
+          <w:ilvl w:val="0"/>
+          <w:numId w:val="1"/>
+        </w:numPr>
+        <w:ind w:left="720" w:hanging="360"/>
+      </w:pPr>
+      <w:r>
+        <w:rPr>
+          <w:rFonts w:ascii="Roboto Mono" w:cs="Roboto Mono" w:eastAsia="Roboto Mono" w:hAnsi="Roboto Mono"/>
+          <w:color w:val="188038"/>
+          <w:rtl w:val="0"/>
+        </w:rPr>
+        <w:t>id_usuario</w:t>
+      </w:r>
+      <w:r>
+        <w:rPr>
+          <w:rtl w:val="0"/>
+        </w:rPr>
+        <w:t xml:space="preserve"> (PK, INT)</w:t>
+      </w:r>
+    </w:p>
+    <w:p>
+      <w:pPr>
+        <w:numPr>
+          <w:ilvl w:val="0"/>
+          <w:numId w:val="1"/>
+        </w:numPr>
+        <w:ind w:left="720" w:hanging="360"/>
+      </w:pPr>
+      <w:r>
+        <w:rPr>
+          <w:rFonts w:ascii="Roboto Mono" w:cs="Roboto Mono" w:eastAsia="Roboto Mono" w:hAnsi="Roboto Mono"/>
+          <w:color w:val="188038"/>
+          <w:rtl w:val="0"/>
+        </w:rPr>
+        <w:t>id_rol</w:t>
+      </w:r>
+      <w:r>
+        <w:rPr>
+          <w:rtl w:val="0"/>
+        </w:rPr>
+        <w:t xml:space="preserve"> (FK, INT)</w:t>
+      </w:r>
+    </w:p>
+    <w:p>
+      <w:pPr>
+        <w:numPr>
+          <w:ilvl w:val="0"/>
+          <w:numId w:val="1"/>
+        </w:numPr>
+        <w:ind w:left="720" w:hanging="360"/>
+      </w:pPr>
+      <w:r>
+        <w:rPr>
+          <w:rFonts w:ascii="Roboto Mono" w:cs="Roboto Mono" w:eastAsia="Roboto Mono" w:hAnsi="Roboto Mono"/>
+          <w:color w:val="188038"/>
+          <w:rtl w:val="0"/>
+        </w:rPr>
+        <w:t>usuario_ad</w:t>
+      </w:r>
+      <w:r>
+        <w:rPr>
+          <w:rtl w:val="0"/>
+        </w:rPr>
+        <w:t xml:space="preserve"> (VARCHAR)</w:t>
+      </w:r>
+    </w:p>
+    <w:p>
+      <w:pPr>
+        <w:numPr>
+          <w:ilvl w:val="0"/>
+          <w:numId w:val="1"/>
+        </w:numPr>
+        <w:ind w:left="720" w:hanging="360"/>
+      </w:pPr>
+      <w:r>
+        <w:rPr>
+          <w:rFonts w:ascii="Roboto Mono" w:cs="Roboto Mono" w:eastAsia="Roboto Mono" w:hAnsi="Roboto Mono"/>
+          <w:color w:val="188038"/>
+          <w:rtl w:val="0"/>
+        </w:rPr>
+        <w:t>nombre_completo</w:t>
+      </w:r>
+      <w:r>
+        <w:rPr>
+          <w:rtl w:val="0"/>
+        </w:rPr>
+        <w:t xml:space="preserve"> (VARCHAR)</w:t>
+      </w:r>
+    </w:p>
+    <w:p>
+      <w:pPr>
+        <w:numPr>
+          <w:ilvl w:val="0"/>
+          <w:numId w:val="1"/>
+        </w:numPr>
+        <w:ind w:left="720" w:hanging="360"/>
+      </w:pPr>
+      <w:r>
+        <w:rPr>
+          <w:rFonts w:ascii="Roboto Mono" w:cs="Roboto Mono" w:eastAsia="Roboto Mono" w:hAnsi="Roboto Mono"/>
+          <w:color w:val="188038"/>
+          <w:rtl w:val="0"/>
+        </w:rPr>
+        <w:t>activo</w:t>
+      </w:r>
+      <w:r>
+        <w:rPr>
+          <w:rtl w:val="0"/>
+        </w:rPr>
+        <w:t xml:space="preserve"> (BOOLEAN)</w:t>
+      </w:r>
+    </w:p>
+    <w:p>
+      <w:pPr>
         <w:keepNext w:val="0"/>
         <w:keepLines w:val="0"/>
         <w:pageBreakBefore w:val="0"/>
@@ -1601,7 +2060,7 @@
         <w:rPr>
           <w:rtl w:val="0"/>
         </w:rPr>
-        <w:t xml:space="preserve"> Lectura automatizada de ficheros estructurados (CSV, Excel, TXT) provenientes de la TGR [cite: 5].</w:t>
+        <w:t xml:space="preserve"> Lectura automatizada de ficheros estructurados (CSV, Excel, TXT) provenientes de la TGR.</w:t>
       </w:r>
     </w:p>
     <w:p>
@@ -1697,7 +2156,7 @@
         <w:rPr>
           <w:rtl w:val="0"/>
         </w:rPr>
-        <w:t xml:space="preserve">Filtrado de campos obligatorios faltantes [cite: 4].</w:t>
+        <w:t>Filtrado de campos obligatorios faltantes.</w:t>
       </w:r>
     </w:p>
     <w:p>
@@ -1720,7 +2179,165 @@
         <w:rPr>
           <w:rtl w:val="0"/>
         </w:rPr>
-        <w:t xml:space="preserve"> Almacenamiento estructurado en las tablas transaccionales de la base de datos relacional y activación automática del motor de matching con Banco Genérico [cite: 5].</w:t>
+        <w:t xml:space="preserve"> Almacenamiento estructurado en las tablas transaccionales de la base de datos relacional y activación automática del motor de matching con Banco Genérico.</w:t>
+      </w:r>
+    </w:p>
+    <w:p>
+      <w:pPr>
+        <w:pStyle w:val="Heading3"/>
+        <w:rPr/>
+      </w:pPr>
+      <w:bookmarkStart w:colFirst="0" w:colLast="0" w:name="_wawr0cjgewhl" w:id="5"/>
+      <w:bookmarkEnd w:id="5"/>
+      <w:r>
+        <w:rPr>
+          <w:b w:val="1"/>
+          <w:bCs w:val="1"/>
+          <w:rtl w:val="0"/>
+        </w:rPr>
+        <w:t xml:space="preserve">4.1 Diagrama de Actividad del Proceso ETL</w:t>
+      </w:r>
+    </w:p>
+    <w:p>
+      <w:pPr>
+        <w:rPr/>
+      </w:pPr>
+      <w:r>
+        <w:rPr>
+          <w:rtl w:val="0"/>
+        </w:rPr>
+        <w:t xml:space="preserve">El diagrama de actividad detalla el flujo del pipeline ETL, las decisiones de validación asociadas a cada regla de negocio (RN01 a RN04) y el destino de los registros según el resultado de cada validación.</w:t>
+      </w:r>
+    </w:p>
+    <w:p>
+      <w:pPr>
+        <w:jc w:val="center"/>
+      </w:pPr>
+      <w:r>
+        <w:drawing>
+          <wp:inline>
+            <wp:extent cx="4572000" cy="5858673"/>
+            <wp:docPr id="4" name="Picture 4"/>
+            <wp:cNvGraphicFramePr>
+              <a:graphicFrameLocks noChangeAspect="1"/>
+            </wp:cNvGraphicFramePr>
+            <a:graphic>
+              <a:graphicData uri="http://schemas.openxmlformats.org/drawingml/2006/picture">
+                <pic:pic>
+                  <pic:nvPicPr>
+                    <pic:cNvPr id="0" name="06_actividad_etl.png"/>
+                    <pic:cNvPicPr/>
+                  </pic:nvPicPr>
+                  <pic:blipFill>
+                    <a:blip r:embed="rId9"/>
+                    <a:stretch>
+                      <a:fillRect/>
+                    </a:stretch>
+                  </pic:blipFill>
+                  <pic:spPr>
+                    <a:xfrm>
+                      <a:off x="0" y="0"/>
+                      <a:ext cx="4572000" cy="5858673"/>
+                    </a:xfrm>
+                    <a:prstGeom prst="rect"/>
+                  </pic:spPr>
+                </pic:pic>
+              </a:graphicData>
+            </a:graphic>
+          </wp:inline>
+        </w:drawing>
+      </w:r>
+    </w:p>
+    <w:p>
+      <w:pPr>
+        <w:jc w:val="center"/>
+      </w:pPr>
+      <w:r>
+        <w:rPr>
+          <w:i/>
+          <w:color w:val="555F6B"/>
+          <w:sz w:val="18"/>
+        </w:rPr>
+        <w:t>Figura 4: Diagrama de actividad del proceso ETL.</w:t>
+      </w:r>
+    </w:p>
+    <w:p>
+      <w:pPr>
+        <w:pStyle w:val="Heading3"/>
+        <w:rPr/>
+      </w:pPr>
+      <w:bookmarkStart w:colFirst="0" w:colLast="0" w:name="_wawr0cjgewhl" w:id="5"/>
+      <w:bookmarkEnd w:id="5"/>
+      <w:r>
+        <w:rPr>
+          <w:b w:val="1"/>
+          <w:bCs w:val="1"/>
+          <w:rtl w:val="0"/>
+        </w:rPr>
+        <w:t xml:space="preserve">4.2 Diagrama de Secuencia: Carga y Procesamiento de Archivo TGR</w:t>
+      </w:r>
+    </w:p>
+    <w:p>
+      <w:pPr>
+        <w:rPr/>
+      </w:pPr>
+      <w:r>
+        <w:rPr>
+          <w:rtl w:val="0"/>
+        </w:rPr>
+        <w:t xml:space="preserve">El diagrama de secuencia muestra la interacción entre los componentes desde que el Analista carga un archivo hasta que recibe el resumen del lote procesado, incluyendo el flujo alternativo de rechazo por formato (casos de uso CU02, CU03 y CU04).</w:t>
+      </w:r>
+    </w:p>
+    <w:p>
+      <w:pPr>
+        <w:jc w:val="center"/>
+      </w:pPr>
+      <w:r>
+        <w:drawing>
+          <wp:inline>
+            <wp:extent cx="5715000" cy="3963825"/>
+            <wp:docPr id="5" name="Picture 5"/>
+            <wp:cNvGraphicFramePr>
+              <a:graphicFrameLocks noChangeAspect="1"/>
+            </wp:cNvGraphicFramePr>
+            <a:graphic>
+              <a:graphicData uri="http://schemas.openxmlformats.org/drawingml/2006/picture">
+                <pic:pic>
+                  <pic:nvPicPr>
+                    <pic:cNvPr id="0" name="05_secuencia_carga.png"/>
+                    <pic:cNvPicPr/>
+                  </pic:nvPicPr>
+                  <pic:blipFill>
+                    <a:blip r:embed="rId10"/>
+                    <a:stretch>
+                      <a:fillRect/>
+                    </a:stretch>
+                  </pic:blipFill>
+                  <pic:spPr>
+                    <a:xfrm>
+                      <a:off x="0" y="0"/>
+                      <a:ext cx="5715000" cy="3963825"/>
+                    </a:xfrm>
+                    <a:prstGeom prst="rect"/>
+                  </pic:spPr>
+                </pic:pic>
+              </a:graphicData>
+            </a:graphic>
+          </wp:inline>
+        </w:drawing>
+      </w:r>
+    </w:p>
+    <w:p>
+      <w:pPr>
+        <w:jc w:val="center"/>
+      </w:pPr>
+      <w:r>
+        <w:rPr>
+          <w:i/>
+          <w:color w:val="555F6B"/>
+          <w:sz w:val="18"/>
+        </w:rPr>
+        <w:t>Figura 5: Diagrama de secuencia de carga y procesamiento de archivo TGR.</w:t>
       </w:r>
     </w:p>
     <w:p>
@@ -1797,7 +2414,7 @@
         <w:rPr>
           <w:rtl w:val="0"/>
         </w:rPr>
-        <w:t xml:space="preserve"> Modelamiento de la base de datos relacional y diseño estructural del pipeline ETL [cite: 5].</w:t>
+        <w:t xml:space="preserve"> Modelamiento de la base de datos relacional y diseño estructural del pipeline ETL.</w:t>
       </w:r>
     </w:p>
     <w:p>
@@ -1820,7 +2437,7 @@
         <w:rPr>
           <w:rtl w:val="0"/>
         </w:rPr>
-        <w:t xml:space="preserve"> Integración del modelo de datos con las reglas de negocio y lógica de backend [cite: 5].</w:t>
+        <w:t xml:space="preserve"> Integración del modelo de datos con las reglas de negocio y lógica de backend.</w:t>
       </w:r>
     </w:p>
     <w:p>
@@ -1843,7 +2460,7 @@
         <w:rPr>
           <w:rtl w:val="0"/>
         </w:rPr>
-        <w:t xml:space="preserve"> Estructuración de esquemas para el almacenamiento de resultados del componente de IA y validaciones [cite: 5].</w:t>
+        <w:t xml:space="preserve"> Estructuración de esquemas para el almacenamiento de resultados del componente de IA y validaciones.</w:t>
       </w:r>
     </w:p>
     <w:p>
@@ -1866,7 +2483,7 @@
         <w:rPr>
           <w:rtl w:val="0"/>
         </w:rPr>
-        <w:t xml:space="preserve"> Validación del modelo de datos frente a la ERS y requerimientos institucionales [cite: 5].</w:t>
+        <w:t xml:space="preserve"> Validación del modelo de datos frente a la ERS y requerimientos institucionales.</w:t>
       </w:r>
     </w:p>
     <w:sectPr>

--- a/Fase 2/Evidencias Proyecto/Evidencias de Documentación/Análisis y Diseño/Modelos de Datos y Arquitectura - TTDH Automation.docx
+++ b/Fase 2/Evidencias Proyecto/Evidencias de Documentación/Análisis y Diseño/Modelos de Datos y Arquitectura - TTDH Automation.docx
@@ -158,13 +158,13 @@
           <w:bCs w:val="1"/>
           <w:rtl w:val="0"/>
         </w:rPr>
-        <w:t xml:space="preserve">Capa de Ingesta:</w:t>
-      </w:r>
-      <w:r>
-        <w:rPr>
-          <w:rtl w:val="0"/>
-        </w:rPr>
-        <w:t xml:space="preserve"> Recepción de archivos masivos (CSV, Excel, TXT) enviados periódicamente por la TGR.</w:t>
+        <w:t>Capa de Recepción e Ingesta:</w:t>
+      </w:r>
+      <w:r>
+        <w:rPr>
+          <w:rtl w:val="0"/>
+        </w:rPr>
+        <w:t xml:space="preserve"> Recepción de los documentos enviados periódicamente por la TGR a través de la casilla de correo institucional, el directorio SFTP o la carga web, en formatos estructurados (Excel, CSV, TXT) y no estructurados (PDF, escaneos y fotografías). Los documentos no estructurados se convierten a una plantilla estándar mediante un módulo de extracción con OCR e IA.</w:t>
       </w:r>
     </w:p>
     <w:p>
@@ -409,13 +409,13 @@
           <w:bCs w:val="1"/>
           <w:rtl w:val="0"/>
         </w:rPr>
-        <w:t xml:space="preserve">Módulo de Inteligencia Artificial y QA (Héctor Sanhueza):</w:t>
-      </w:r>
-      <w:r>
-        <w:rPr>
-          <w:rtl w:val="0"/>
-        </w:rPr>
-        <w:t xml:space="preserve"> Analiza patrones atípicos de rechazo y apoya en la certificación de calidad de los datos.</w:t>
+        <w:t>Módulo de Inteligencia Artificial y QA (Héctor Sanhueza):</w:t>
+      </w:r>
+      <w:r>
+        <w:rPr>
+          <w:rtl w:val="0"/>
+        </w:rPr>
+        <w:t xml:space="preserve"> Extrae y normaliza los datos de los documentos no estructurados (PDF, escaneos y fotografías) mediante OCR e IA con visión, analiza patrones atípicos de rechazo y apoya en la certificación de calidad de los datos.</w:t>
       </w:r>
     </w:p>
     <w:p>
@@ -465,7 +465,7 @@
         <w:rPr>
           <w:rtl w:val="0"/>
         </w:rPr>
-        <w:t xml:space="preserve">El diagrama de componentes muestra los módulos de la solución agrupados por capa (presentación, aplicación y procesamiento), sus dependencias y las integraciones con los sistemas externos: servidor SFTP de la TGR, Core Bancario y Active Directory.</w:t>
+        <w:t>El diagrama de componentes muestra los módulos de la solución agrupados por capa (presentación, aplicación y procesamiento), sus dependencias y las integraciones con los sistemas externos: servidor de correo institucional, servidor SFTP de la TGR, servicio de OCR / IA, Core Bancario y Active Directory.</w:t>
       </w:r>
     </w:p>
     <w:p>
@@ -475,7 +475,7 @@
       <w:r>
         <w:drawing>
           <wp:inline>
-            <wp:extent cx="5715000" cy="3977856"/>
+            <wp:extent cx="5715000" cy="4503456"/>
             <wp:docPr id="1" name="Picture 1"/>
             <wp:cNvGraphicFramePr>
               <a:graphicFrameLocks noChangeAspect="1"/>
@@ -496,7 +496,7 @@
                   <pic:spPr>
                     <a:xfrm>
                       <a:off x="0" y="0"/>
-                      <a:ext cx="5715000" cy="3977856"/>
+                      <a:ext cx="5715000" cy="4503456"/>
                     </a:xfrm>
                     <a:prstGeom prst="rect"/>
                   </pic:spPr>
@@ -544,7 +544,7 @@
         <w:rPr>
           <w:rtl w:val="0"/>
         </w:rPr>
-        <w:t xml:space="preserve">El diagrama de despliegue muestra la distribución física propuesta de los componentes en la red interna de Banco Genérico. La comunicación con el usuario utiliza HTTPS con TLS 1.3 y la base de datos se cifra en reposo con AES-256, según los requerimientos no funcionales de seguridad. La tecnología específica de cada nodo se definirá junto con el stack del proyecto.</w:t>
+        <w:t>El diagrama de despliegue muestra la distribución física propuesta de los componentes en la red interna de Banco Genérico. La comunicación con el usuario utiliza HTTPS con TLS 1.3 y la base de datos se cifra en reposo con AES-256, según los requerimientos no funcionales de seguridad. La tecnología específica de cada nodo se definirá junto con el stack del proyecto. El Módulo de Recepción y Extracción se ejecuta en el Servidor de Procesamiento, lee la casilla de correo mediante IMAP sobre TLS y envía las imágenes al Servicio de OCR / IA mediante HTTPS; en el proyecto se utilizan documentos simulados para no exponer datos sensibles.</w:t>
       </w:r>
     </w:p>
     <w:p>
@@ -554,7 +554,7 @@
       <w:r>
         <w:drawing>
           <wp:inline>
-            <wp:extent cx="5486400" cy="3213729"/>
+            <wp:extent cx="5486400" cy="2476530"/>
             <wp:docPr id="2" name="Picture 2"/>
             <wp:cNvGraphicFramePr>
               <a:graphicFrameLocks noChangeAspect="1"/>
@@ -575,7 +575,7 @@
                   <pic:spPr>
                     <a:xfrm>
                       <a:off x="0" y="0"/>
-                      <a:ext cx="5486400" cy="3213729"/>
+                      <a:ext cx="5486400" cy="2476530"/>
                     </a:xfrm>
                     <a:prstGeom prst="rect"/>
                   </pic:spPr>
@@ -682,7 +682,7 @@
       <w:r>
         <w:drawing>
           <wp:inline>
-            <wp:extent cx="3931920" cy="6320726"/>
+            <wp:extent cx="3931920" cy="6990675"/>
             <wp:docPr id="3" name="Picture 3"/>
             <wp:cNvGraphicFramePr>
               <a:graphicFrameLocks noChangeAspect="1"/>
@@ -703,7 +703,7 @@
                   <pic:spPr>
                     <a:xfrm>
                       <a:off x="0" y="0"/>
-                      <a:ext cx="3931920" cy="6320726"/>
+                      <a:ext cx="3931920" cy="6990675"/>
                     </a:xfrm>
                     <a:prstGeom prst="rect"/>
                   </pic:spPr>
@@ -756,7 +756,7 @@
         <w:rPr>
           <w:rtl w:val="0"/>
         </w:rPr>
-        <w:t xml:space="preserve">Registra la metadata de cada archivo recibido desde la TGR.</w:t>
+        <w:t>Registra la metadata de cada documento recibido desde la TGR, incluido su canal de recepción y el resultado de la extracción cuando se trata de un PDF o una imagen.</w:t>
       </w:r>
     </w:p>
     <w:p>
@@ -844,6 +844,98 @@
           <w:color w:val="188038"/>
           <w:rtl w:val="0"/>
         </w:rPr>
+        <w:t>canal_origen</w:t>
+      </w:r>
+      <w:r>
+        <w:rPr>
+          <w:rtl w:val="0"/>
+        </w:rPr>
+        <w:t xml:space="preserve"> (VARCHAR: Correo, SFTP, Web)</w:t>
+      </w:r>
+    </w:p>
+    <w:p>
+      <w:pPr>
+        <w:numPr>
+          <w:ilvl w:val="0"/>
+          <w:numId w:val="1"/>
+        </w:numPr>
+        <w:ind w:left="720" w:hanging="360"/>
+      </w:pPr>
+      <w:r>
+        <w:rPr>
+          <w:rFonts w:ascii="Roboto Mono" w:cs="Roboto Mono" w:eastAsia="Roboto Mono" w:hAnsi="Roboto Mono"/>
+          <w:color w:val="188038"/>
+          <w:rtl w:val="0"/>
+        </w:rPr>
+        <w:t>remitente</w:t>
+      </w:r>
+      <w:r>
+        <w:rPr>
+          <w:rtl w:val="0"/>
+        </w:rPr>
+        <w:t xml:space="preserve"> (VARCHAR: correo del remitente; nulo si el canal no es Correo)</w:t>
+      </w:r>
+    </w:p>
+    <w:p>
+      <w:pPr>
+        <w:numPr>
+          <w:ilvl w:val="0"/>
+          <w:numId w:val="1"/>
+        </w:numPr>
+        <w:ind w:left="720" w:hanging="360"/>
+      </w:pPr>
+      <w:r>
+        <w:rPr>
+          <w:rFonts w:ascii="Roboto Mono" w:cs="Roboto Mono" w:eastAsia="Roboto Mono" w:hAnsi="Roboto Mono"/>
+          <w:color w:val="188038"/>
+          <w:rtl w:val="0"/>
+        </w:rPr>
+        <w:t>tipo_documento</w:t>
+      </w:r>
+      <w:r>
+        <w:rPr>
+          <w:rtl w:val="0"/>
+        </w:rPr>
+        <w:t xml:space="preserve"> (VARCHAR: Excel, CSV, TXT, PDF con texto, PDF escaneado, Imagen)</w:t>
+      </w:r>
+    </w:p>
+    <w:p>
+      <w:pPr>
+        <w:numPr>
+          <w:ilvl w:val="0"/>
+          <w:numId w:val="1"/>
+        </w:numPr>
+        <w:ind w:left="720" w:hanging="360"/>
+      </w:pPr>
+      <w:r>
+        <w:rPr>
+          <w:rFonts w:ascii="Roboto Mono" w:cs="Roboto Mono" w:eastAsia="Roboto Mono" w:hAnsi="Roboto Mono"/>
+          <w:color w:val="188038"/>
+          <w:rtl w:val="0"/>
+        </w:rPr>
+        <w:t>ruta_original</w:t>
+      </w:r>
+      <w:r>
+        <w:rPr>
+          <w:rtl w:val="0"/>
+        </w:rPr>
+        <w:t xml:space="preserve"> (VARCHAR: ubicación del documento original en el repositorio)</w:t>
+      </w:r>
+    </w:p>
+    <w:p>
+      <w:pPr>
+        <w:numPr>
+          <w:ilvl w:val="0"/>
+          <w:numId w:val="1"/>
+        </w:numPr>
+        <w:ind w:left="720" w:hanging="360"/>
+      </w:pPr>
+      <w:r>
+        <w:rPr>
+          <w:rFonts w:ascii="Roboto Mono" w:cs="Roboto Mono" w:eastAsia="Roboto Mono" w:hAnsi="Roboto Mono"/>
+          <w:color w:val="188038"/>
+          <w:rtl w:val="0"/>
+        </w:rPr>
         <w:t xml:space="preserve">fecha_recepcion</w:t>
       </w:r>
       <w:r>
@@ -867,27 +959,13 @@
           <w:color w:val="188038"/>
           <w:rtl w:val="0"/>
         </w:rPr>
-        <w:t xml:space="preserve">estado_archivo</w:t>
-      </w:r>
-      <w:r>
-        <w:rPr>
-          <w:rtl w:val="0"/>
-        </w:rPr>
-        <w:t xml:space="preserve"> (VARCHAR: </w:t>
-      </w:r>
-      <w:r>
-        <w:rPr>
-          <w:i w:val="1"/>
-          <w:iCs w:val="1"/>
-          <w:rtl w:val="0"/>
-        </w:rPr>
-        <w:t xml:space="preserve">Recibido, Procesado, Error</w:t>
-      </w:r>
-      <w:r>
-        <w:rPr>
-          <w:rtl w:val="0"/>
-        </w:rPr>
-        <w:t xml:space="preserve">)</w:t>
+        <w:t>estado_archivo</w:t>
+      </w:r>
+      <w:r>
+        <w:rPr>
+          <w:rtl w:val="0"/>
+        </w:rPr>
+        <w:t xml:space="preserve"> (VARCHAR: Recibido, Normalizado, Pendiente de Extracción, Error de Extracción, Procesado, Error)</w:t>
       </w:r>
     </w:p>
     <w:p>
@@ -911,6 +989,29 @@
           <w:rtl w:val="0"/>
         </w:rPr>
         <w:t xml:space="preserve"> (INT)</w:t>
+      </w:r>
+    </w:p>
+    <w:p>
+      <w:pPr>
+        <w:numPr>
+          <w:ilvl w:val="0"/>
+          <w:numId w:val="1"/>
+        </w:numPr>
+        <w:ind w:left="720" w:hanging="360"/>
+      </w:pPr>
+      <w:r>
+        <w:rPr>
+          <w:rFonts w:ascii="Roboto Mono" w:cs="Roboto Mono" w:eastAsia="Roboto Mono" w:hAnsi="Roboto Mono"/>
+          <w:color w:val="188038"/>
+          <w:rtl w:val="0"/>
+        </w:rPr>
+        <w:t>confianza_extraccion</w:t>
+      </w:r>
+      <w:r>
+        <w:rPr>
+          <w:rtl w:val="0"/>
+        </w:rPr>
+        <w:t xml:space="preserve"> (DECIMAL: confianza promedio de la extracción OCR/IA; nulo en formatos estructurados)</w:t>
       </w:r>
     </w:p>
     <w:p>
@@ -1122,27 +1223,36 @@
           <w:color w:val="188038"/>
           <w:rtl w:val="0"/>
         </w:rPr>
-        <w:t xml:space="preserve">estado_validacion</w:t>
-      </w:r>
-      <w:r>
-        <w:rPr>
-          <w:rtl w:val="0"/>
-        </w:rPr>
-        <w:t xml:space="preserve"> (VARCHAR: </w:t>
-      </w:r>
-      <w:r>
-        <w:rPr>
-          <w:i w:val="1"/>
-          <w:iCs w:val="1"/>
-          <w:rtl w:val="0"/>
-        </w:rPr>
-        <w:t xml:space="preserve">Válido, Inválido, Duplicado</w:t>
-      </w:r>
-      <w:r>
-        <w:rPr>
-          <w:rtl w:val="0"/>
-        </w:rPr>
-        <w:t xml:space="preserve">)</w:t>
+        <w:t>estado_validacion</w:t>
+      </w:r>
+      <w:r>
+        <w:rPr>
+          <w:rtl w:val="0"/>
+        </w:rPr>
+        <w:t xml:space="preserve"> (VARCHAR: Válido, Inválido, Duplicado, Revisión de Extracción)</w:t>
+      </w:r>
+    </w:p>
+    <w:p>
+      <w:pPr>
+        <w:numPr>
+          <w:ilvl w:val="0"/>
+          <w:numId w:val="1"/>
+        </w:numPr>
+        <w:ind w:left="720" w:hanging="360"/>
+      </w:pPr>
+      <w:r>
+        <w:rPr>
+          <w:rFonts w:ascii="Roboto Mono" w:cs="Roboto Mono" w:eastAsia="Roboto Mono" w:hAnsi="Roboto Mono"/>
+          <w:color w:val="188038"/>
+          <w:rtl w:val="0"/>
+        </w:rPr>
+        <w:t>confianza_extraccion</w:t>
+      </w:r>
+      <w:r>
+        <w:rPr>
+          <w:rtl w:val="0"/>
+        </w:rPr>
+        <w:t xml:space="preserve"> (DECIMAL: confianza del registro extraído por OCR/IA, evaluada según RN05; nulo en formatos estructurados)</w:t>
       </w:r>
     </w:p>
     <w:p>
@@ -2054,13 +2164,13 @@
           <w:bCs w:val="1"/>
           <w:rtl w:val="0"/>
         </w:rPr>
-        <w:t xml:space="preserve">Extract (Extracción):</w:t>
-      </w:r>
-      <w:r>
-        <w:rPr>
-          <w:rtl w:val="0"/>
-        </w:rPr>
-        <w:t xml:space="preserve"> Lectura automatizada de ficheros estructurados (CSV, Excel, TXT) provenientes de la TGR.</w:t>
+        <w:t>Extract (Extracción):</w:t>
+      </w:r>
+      <w:r>
+        <w:rPr>
+          <w:rtl w:val="0"/>
+        </w:rPr>
+        <w:t xml:space="preserve"> Lectura automatizada de los documentos provenientes de la TGR. Los formatos estructurados (CSV, Excel, TXT) se leen directamente; los PDF y las imágenes pasan antes por el módulo de extracción (OCR/IA), que los convierte a la plantilla estándar con un nivel de confianza por registro (RN05).</w:t>
       </w:r>
     </w:p>
     <w:p>
@@ -2206,7 +2316,7 @@
         <w:rPr>
           <w:rtl w:val="0"/>
         </w:rPr>
-        <w:t xml:space="preserve">El diagrama de actividad detalla el flujo del pipeline ETL, las decisiones de validación asociadas a cada regla de negocio (RN01 a RN04) y el destino de los registros según el resultado de cada validación.</w:t>
+        <w:t>El diagrama de actividad detalla el flujo del pipeline ETL, las decisiones de validación asociadas a cada regla de negocio (RN01 a RN05), incluida la etapa previa de recepción y extracción de documentos no estructurados, y el destino de los registros según el resultado de cada validación.</w:t>
       </w:r>
     </w:p>
     <w:p>
@@ -2216,7 +2326,7 @@
       <w:r>
         <w:drawing>
           <wp:inline>
-            <wp:extent cx="4572000" cy="5858673"/>
+            <wp:extent cx="3878732" cy="7589520"/>
             <wp:docPr id="4" name="Picture 4"/>
             <wp:cNvGraphicFramePr>
               <a:graphicFrameLocks noChangeAspect="1"/>
@@ -2237,7 +2347,7 @@
                   <pic:spPr>
                     <a:xfrm>
                       <a:off x="0" y="0"/>
-                      <a:ext cx="4572000" cy="5858673"/>
+                      <a:ext cx="3878732" cy="7589520"/>
                     </a:xfrm>
                     <a:prstGeom prst="rect"/>
                   </pic:spPr>
@@ -2274,18 +2384,18 @@
           <w:bCs w:val="1"/>
           <w:rtl w:val="0"/>
         </w:rPr>
-        <w:t xml:space="preserve">4.2 Diagrama de Secuencia: Carga y Procesamiento de Archivo TGR</w:t>
-      </w:r>
-    </w:p>
-    <w:p>
-      <w:pPr>
-        <w:rPr/>
-      </w:pPr>
-      <w:r>
-        <w:rPr>
-          <w:rtl w:val="0"/>
-        </w:rPr>
-        <w:t xml:space="preserve">El diagrama de secuencia muestra la interacción entre los componentes desde que el Analista carga un archivo hasta que recibe el resumen del lote procesado, incluyendo el flujo alternativo de rechazo por formato (casos de uso CU02, CU03 y CU04).</w:t>
+        <w:t>4.2 Diagrama de Secuencia: Recepción y Procesamiento de Documento TGR</w:t>
+      </w:r>
+    </w:p>
+    <w:p>
+      <w:pPr>
+        <w:rPr/>
+      </w:pPr>
+      <w:r>
+        <w:rPr>
+          <w:rtl w:val="0"/>
+        </w:rPr>
+        <w:t>El diagrama de secuencia muestra la interacción entre los componentes desde que se recibe un documento (automáticamente desde la casilla de correo institucional o mediante carga web) hasta que el Analista recibe el resumen del lote procesado. Incluye la extracción y normalización de PDF e imágenes con OCR/IA, la derivación a revisión manual de los registros con baja confianza y el flujo alternativo de rechazo por formato (casos de uso CU02, CU12, CU03 y CU04).</w:t>
       </w:r>
     </w:p>
     <w:p>
@@ -2295,7 +2405,7 @@
       <w:r>
         <w:drawing>
           <wp:inline>
-            <wp:extent cx="5715000" cy="3963825"/>
+            <wp:extent cx="5715000" cy="4679591"/>
             <wp:docPr id="5" name="Picture 5"/>
             <wp:cNvGraphicFramePr>
               <a:graphicFrameLocks noChangeAspect="1"/>
@@ -2316,7 +2426,7 @@
                   <pic:spPr>
                     <a:xfrm>
                       <a:off x="0" y="0"/>
-                      <a:ext cx="5715000" cy="3963825"/>
+                      <a:ext cx="5715000" cy="4679591"/>
                     </a:xfrm>
                     <a:prstGeom prst="rect"/>
                   </pic:spPr>
@@ -2337,7 +2447,7 @@
           <w:color w:val="555F6B"/>
           <w:sz w:val="18"/>
         </w:rPr>
-        <w:t>Figura 5: Diagrama de secuencia de carga y procesamiento de archivo TGR.</w:t>
+        <w:t>Figura 5: Diagrama de secuencia de recepción y procesamiento de documento TGR.</w:t>
       </w:r>
     </w:p>
     <w:p>

--- a/Fase 2/Evidencias Proyecto/Evidencias de Documentación/Análisis y Diseño/Modelos de Datos y Arquitectura - TTDH Automation.docx
+++ b/Fase 2/Evidencias Proyecto/Evidencias de Documentación/Análisis y Diseño/Modelos de Datos y Arquitectura - TTDH Automation.docx
@@ -256,7 +256,7 @@
         <w:rPr>
           <w:rtl w:val="0"/>
         </w:rPr>
-        <w:t xml:space="preserve"> Interfaz web interactiva para la supervisión en tiempo real del estado de los procesos.</w:t>
+        <w:t xml:space="preserve"> Interfaz web interactiva, desarrollada en React, para la supervisión en tiempo real del estado de los procesos.</w:t>
       </w:r>
     </w:p>
     <w:p>
@@ -409,13 +409,13 @@
           <w:bCs w:val="1"/>
           <w:rtl w:val="0"/>
         </w:rPr>
-        <w:t>Módulo de Inteligencia Artificial y QA (Héctor Sanhueza):</w:t>
-      </w:r>
-      <w:r>
-        <w:rPr>
-          <w:rtl w:val="0"/>
-        </w:rPr>
-        <w:t xml:space="preserve"> Extrae y normaliza los datos de los documentos no estructurados (PDF, escaneos y fotografías) mediante OCR e IA con visión, analiza patrones atípicos de rechazo y apoya en la certificación de calidad de los datos.</w:t>
+        <w:t xml:space="preserve">Módulo de Inteligencia Artificial y QA (Héctor Sanhueza):</w:t>
+      </w:r>
+      <w:r>
+        <w:rPr>
+          <w:rtl w:val="0"/>
+        </w:rPr>
+        <w:t xml:space="preserve"> Extrae y normaliza los datos de los documentos no estructurados (PDF, escaneos y fotografías) mediante OCR local con Tesseract, analiza patrones atípicos de rechazo y apoya en la certificación de calidad de los datos.</w:t>
       </w:r>
     </w:p>
     <w:p>
@@ -465,7 +465,7 @@
         <w:rPr>
           <w:rtl w:val="0"/>
         </w:rPr>
-        <w:t>El diagrama de componentes muestra los módulos de la solución agrupados por capa (presentación, aplicación y procesamiento), sus dependencias y las integraciones con los sistemas externos: servidor de correo institucional, servidor SFTP de la TGR, servicio de OCR / IA, Core Bancario y Active Directory.</w:t>
+        <w:t xml:space="preserve">El diagrama de componentes muestra los módulos de la solución agrupados por capa (presentación, aplicación y procesamiento), sus dependencias y las integraciones con los sistemas externos: servidor de correo institucional, servidor SFTP de la TGR, Core Bancario y Active Directory. El motor OCR (Tesseract) es un componente interno de la capa de procesamiento.</w:t>
       </w:r>
     </w:p>
     <w:p>
@@ -475,7 +475,7 @@
       <w:r>
         <w:drawing>
           <wp:inline>
-            <wp:extent cx="5715000" cy="4503456"/>
+            <wp:extent cx="5715000" cy="4531495"/>
             <wp:docPr id="1" name="Picture 1"/>
             <wp:cNvGraphicFramePr>
               <a:graphicFrameLocks noChangeAspect="1"/>
@@ -496,7 +496,7 @@
                   <pic:spPr>
                     <a:xfrm>
                       <a:off x="0" y="0"/>
-                      <a:ext cx="5715000" cy="4503456"/>
+                      <a:ext cx="5715000" cy="4531495"/>
                     </a:xfrm>
                     <a:prstGeom prst="rect"/>
                   </pic:spPr>
@@ -544,7 +544,7 @@
         <w:rPr>
           <w:rtl w:val="0"/>
         </w:rPr>
-        <w:t>El diagrama de despliegue muestra la distribución física propuesta de los componentes en la red interna de Banco Genérico. La comunicación con el usuario utiliza HTTPS con TLS 1.3 y la base de datos se cifra en reposo con AES-256, según los requerimientos no funcionales de seguridad. La tecnología específica de cada nodo se definirá junto con el stack del proyecto. El Módulo de Recepción y Extracción se ejecuta en el Servidor de Procesamiento, lee la casilla de correo mediante IMAP sobre TLS y envía las imágenes al Servicio de OCR / IA mediante HTTPS; en el proyecto se utilizan documentos simulados para no exponer datos sensibles.</w:t>
+        <w:t xml:space="preserve">El diagrama de despliegue muestra la distribución física propuesta de los componentes en la red interna de Banco Genérico. La comunicación con el usuario utiliza HTTPS con TLS 1.3 y la base de datos se cifra en reposo con AES-256, según los requerimientos no funcionales de seguridad. El Frontend Web se desarrolla en React; la API Backend, el ETL (Pandas) y el Módulo de IA (Scikit-Learn) en Python, y la base de datos en SQL Server. El Módulo de Recepción y Extracción se ejecuta en el Servidor de Procesamiento, lee la casilla de correo mediante IMAP sobre TLS y procesa las imágenes con Tesseract OCR en el mismo servidor, por lo que los documentos no se envían a servicios externos; además, en el proyecto se utilizan documentos simulados para no exponer datos sensibles.</w:t>
       </w:r>
     </w:p>
     <w:p>
@@ -554,7 +554,7 @@
       <w:r>
         <w:drawing>
           <wp:inline>
-            <wp:extent cx="5486400" cy="2476530"/>
+            <wp:extent cx="5486400" cy="2625696"/>
             <wp:docPr id="2" name="Picture 2"/>
             <wp:cNvGraphicFramePr>
               <a:graphicFrameLocks noChangeAspect="1"/>
@@ -575,7 +575,7 @@
                   <pic:spPr>
                     <a:xfrm>
                       <a:off x="0" y="0"/>
-                      <a:ext cx="5486400" cy="2476530"/>
+                      <a:ext cx="5486400" cy="2625696"/>
                     </a:xfrm>
                     <a:prstGeom prst="rect"/>
                   </pic:spPr>
@@ -2326,7 +2326,7 @@
       <w:r>
         <w:drawing>
           <wp:inline>
-            <wp:extent cx="3878732" cy="7589520"/>
+            <wp:extent cx="3878732" cy="7649120"/>
             <wp:docPr id="4" name="Picture 4"/>
             <wp:cNvGraphicFramePr>
               <a:graphicFrameLocks noChangeAspect="1"/>
@@ -2347,7 +2347,7 @@
                   <pic:spPr>
                     <a:xfrm>
                       <a:off x="0" y="0"/>
-                      <a:ext cx="3878732" cy="7589520"/>
+                      <a:ext cx="3878732" cy="7649120"/>
                     </a:xfrm>
                     <a:prstGeom prst="rect"/>
                   </pic:spPr>
@@ -2405,7 +2405,7 @@
       <w:r>
         <w:drawing>
           <wp:inline>
-            <wp:extent cx="5715000" cy="4679591"/>
+            <wp:extent cx="5715000" cy="4370863"/>
             <wp:docPr id="5" name="Picture 5"/>
             <wp:cNvGraphicFramePr>
               <a:graphicFrameLocks noChangeAspect="1"/>
@@ -2426,7 +2426,7 @@
                   <pic:spPr>
                     <a:xfrm>
                       <a:off x="0" y="0"/>
-                      <a:ext cx="5715000" cy="4679591"/>
+                      <a:ext cx="5715000" cy="4370863"/>
                     </a:xfrm>
                     <a:prstGeom prst="rect"/>
                   </pic:spPr>
